--- a/docs/LangKompass_Architektur-Charta.docx
+++ b/docs/LangKompass_Architektur-Charta.docx
@@ -160,7 +160,7 @@
           </w:tcPr>
           <w:p>
             <w:r>
-              <w:t>1.0</w:t>
+              <w:t>1.1</w:t>
             </w:r>
           </w:p>
         </w:tc>
@@ -501,7 +501,7 @@
         <w:pStyle w:val="ListBullet"/>
       </w:pPr>
       <w:r>
-        <w:t>Authentifizierung: Auth.js mit Credentials-Anmeldung</w:t>
+        <w:t>Authentifizierung: Better Auth mit Passkeys nach WebAuthn/FIDO2; keine Credentials-Anmeldung</w:t>
       </w:r>
     </w:p>
     <w:p>
@@ -1194,7 +1194,7 @@
         <w:pStyle w:val="ListBullet"/>
       </w:pPr>
       <w:r>
-        <w:t>Passwörter werden ausschließlich mit einem geeigneten Passwort-Hashing-Verfahren gespeichert.</w:t>
+        <w:t>Der Server speichert bei Passkeys ausschließlich öffentliche Schlüssel. Nutzerverifikation ist erforderlich; mindestens zwei unabhängige Passkeys werden empfohlen. Ein schwächerer Passwort-Fallback wird nicht angeboten.</w:t>
       </w:r>
     </w:p>
     <w:p>
@@ -2671,7 +2671,7 @@
         <w:color w:val="6F746F"/>
         <w:sz w:val="16"/>
       </w:rPr>
-      <w:t>LångKompass · Architektur-Charta · Version 1.0</w:t>
+      <w:t>LångKompass · Architektur-Charta · Version 1.1</w:t>
     </w:r>
   </w:p>
 </w:ftr>
